--- a/example_articles/countries/India/3.countries_India_New_York_Times.docx
+++ b/example_articles/countries/India/3.countries_India_New_York_Times.docx
@@ -7,7 +7,7 @@
         <w:pStyle w:val="Heading1"/>
       </w:pPr>
       <w:r>
-        <w:t>Indian Village Food Arrives in the City</w:t>
+        <w:t>Using Shame, Lending Apps in India Squeeze Billions Out of the Desperate</w:t>
       </w:r>
     </w:p>
     <w:p>
@@ -17,22 +17,22 @@
     </w:p>
     <w:p>
       <w:r>
-        <w:t>Date: 2021-02-10</w:t>
+        <w:t>Date: 2021-03-26</w:t>
       </w:r>
     </w:p>
     <w:p>
       <w:r>
-        <w:t>Section: Section D; Column 0; Dining In, Dining Out / Style Desk; Pg. 6</w:t>
+        <w:t>Section: BUSINESS</w:t>
       </w:r>
     </w:p>
     <w:p>
       <w:r>
-        <w:t>Source file: NYT/11.DOCX</w:t>
+        <w:t>Source file: NYT/12.DOCX</w:t>
       </w:r>
     </w:p>
     <w:p>
       <w:r>
-        <w:t>Raw locations result, 'locations': ['India', 'United States (New York)']</w:t>
+        <w:t>Raw locations result, 'locations': ['India']</w:t>
       </w:r>
     </w:p>
     <w:p>
@@ -49,74 +49,79 @@
     </w:p>
     <w:p>
       <w:r>
-        <w:t>Last winter, Chintan Pandya, one of the most celebrated Indian chefs in the United States, was in his dining room at home, wondering what his next restaurant could be. His wife, Namrata, offered him a bowl of thinly sliced potatoes and a gourd commonly known as tindora in Hindi, sautéed with cumin, ginger, green chile and turmeric.</w:t>
+        <w:t>With techniques honed in China, a new breed of company offers expensive loans to people devastated by the pandemic. If they can't repay, family and friends hear all about it.</w:t>
         <w:br/>
-        <w:t xml:space="preserve">He was inspired by familiarity of the dish's flavor. </w:t>
+        <w:t>HYDERABAD, India — The harassing calls began soon after sunrise. Kiran Kumar remained in bed and, for hours, thought about how he was going to end his hostage of a life.</w:t>
         <w:br/>
-        <w:t xml:space="preserve">  Many cuisines have elevated their rural, rustic dishes -- acquacotta, feijoada, mapo tofu -- but provincial Indian food has yet to find its Provençal moment.</w:t>
+        <w:t>The cement salesman had initially borrowed about $40 from a lender through an online app to supplement his $200-a-month salary. But he couldn't pay the mounting fees and interest, so he borrowed from others. By that morning, Mr. Kumar owed roughly $4,000.</w:t>
         <w:br/>
-        <w:t xml:space="preserve">  ''At the culinary school I went to in India,'' said Mr. Pandya, ''we were never taught Meghalayan food, but we had to read Larousse Gastronomique and were taught about bouillabaisse, this fishermen's stew, so exquisite and all that. But not our own food.''</w:t>
+        <w:t>Even worse, the lenders had the phone numbers of those closest to him, and were threatening to make his problems public.</w:t>
         <w:br/>
-        <w:t xml:space="preserve">  His solution is Dhamaka, scheduled to open Feb. 14 -- two days after indoor dining is allowed again in New York City -- in the Essex Market on the Lower East Side.</w:t>
+        <w:t>"If I am labeled a fraud in front of everyone, my self-respect is gone, my honor is gone," Mr. Kumar, 28, said in an interview. "What is left?"</w:t>
         <w:br/>
-        <w:t xml:space="preserve">  After Rahi, his modernist playground in Greenwich Village, and then his blockbuster follow-up Adda, a jewel-box space in Queens dedicated to what Mr. Pandya called ''hard-core Indian'' food, which attracted celebrity customers like Jennifer Lawrence, Questlove and the chef Wylie Dufresne, there was never any doubt that Mr. Pandya would open a third restaurant. Rahi's creativity and Adda's authenticity are merged in Dhamaka's devotion to Indian intimacy.</w:t>
+        <w:t>The authorities in India are increasingly worried that many more victims like Mr. Kumar may be out there. They believe a new breed of lender, its technique sharpened in China, has been preying on working-class and rural people who have been devastated by the impact of the coronavirus on the Indian economy.</w:t>
         <w:br/>
-        <w:t xml:space="preserve">  ''This is the other side of India, the forgotten side of India,'' said the owner, Roni Mazumdar. ''We always want to show this glossy, glitzy side of India. Think of Bollywood, the Taj Mahal, Diwali, Holi, spectacular days-long weddings. Where is there an audience for Indian subtlety?''</w:t>
+        <w:t>These lenders don't require credit scores or visits to a bank. But they charge high costs over a brief period. They also require access to a borrower's phone, siphoning up contacts, photos, text messages, even battery percentage.</w:t>
         <w:br/>
-        <w:t xml:space="preserve">  In India, the distance between home cooking and restaurant food is strictly maintained. As Mr. Mazumdar described the mentality, ''If I'm going to eat what the villagers eat, I haven't moved forward.'' In response, the Dhamaka team has reclaimed much of that food, bringing a fine-dining sensibility to a cuisine that developed largely over the imprecision of open flames.</w:t>
+        <w:t>Then they bombard borrowers and their social circles with pleas, threats and sometimes fake legal documents threatening dire consequences for nonpayment. In conservative, tightly knit communities, such loss of honor can be devastating.</w:t>
         <w:br/>
-        <w:t xml:space="preserve">  The menu includes begun bhaja, fried cubes of eggplant with kasundi sauce that is a staple of Bengali homes, and fried pomfret a fish that Mr. Pandya used to eat as bar food with co-workers after hours in Mumbai. There's also macher jhol, the baby-shark curry that Mr. Mazumdar would ask his mother not to send to him in college care packages for fear that the smell would embarrass him in his dorm.</w:t>
+        <w:t>One police investigation alone in the city of Hyderabad has mapped out about 14 million transactions across the country worth $3 billion over about six months. India's central bank as well as national authorities are now investigating.</w:t>
         <w:br/>
-        <w:t xml:space="preserve">  There's the ragda pattice (mashed-potato patties with white-pea gravy) that Mr. Pandya would eat on the streets of his youth. He also made sure to include a Meghalayan boiled pork salad.</w:t>
+        <w:t>"It is becoming difficult for us to count the zeros," said Avinash Mohanty, the joint commissioner of police in Hyderabad. The police attribute five suicides in the city to the lenders.</w:t>
         <w:br/>
-        <w:t xml:space="preserve">  In the service approach, there is a feeling of the Indian concept of jugaad -- a sort of improvised, make-it-work MacGyverism. Dishes arrive in clay pots, often with mismatched lids. Chicken pulao is served in a portable pressure cooker that is opened at the table. And an entire three-pound rabbit is cooked Rajasthani style and served with muth pyaaz (hand-crushed onion). Just one will be available per night, and even then only with 48 hours' notice.</w:t>
+        <w:t>About 100 loan apps have been removed from the Google platform, according to the Indian government. A Google spokesperson said it reviewed hundreds of loan apps and removed those that violated its terms.</w:t>
         <w:br/>
-        <w:t xml:space="preserve">  Almost everything will be cooked to order, although some dishes that require hours of preparation -- like the Champaran meat that marinates for 24 hours and cooks for four, with a whole head of garlic -- will have only 25 or 30 pots available each night.</w:t>
+        <w:t>The investigations are raising alarms in India over the vulnerability of a population of 1.3 billion who are still getting accustomed to digital payments. Online transactions in India will reach more than $3 trillion by 2025, according to PwC, the consulting firm. Further fraud findings could spur the government, which has already limited the personal data that online companies can use, to take a tighter grip on the industry.</w:t>
         <w:br/>
-        <w:t xml:space="preserve">  ''These dishes are where our hearts really lie, but they are our guilty pleasures,'' Mr. Mazumdar said. ''Because, sitting in Mumbai or Kolkata or Delhi, I'd feel better telling my friend I went for pizza rather than I went for Indian food. Everybody is heading West -- Western ingredients, Western plating, Eurocentric vision and glory -- and we're walking in the opposite direction, representing everyday working-class Indians, not the globe-trotters.''</w:t>
+        <w:t>The apps also speak to the global nature of online fraud. Many of the companies use techniques that flourished in China two years ago before the authorities there shut them down, and that have since reappeared elsewhere.</w:t>
         <w:br/>
-        <w:t xml:space="preserve">  Mr. Pandya was more direct: ''The goal is to un-bastardize Indian food.''</w:t>
+        <w:t>The loan apps emerged at a desperate time. The government enacted a tough, two-month lockdown a year ago to contain the virus, plunging India into a deep recession. Millions were thrown out of work. Traditional forms of lending, like banks and microlenders, were temporarily closed.</w:t>
         <w:br/>
-        <w:t xml:space="preserve">  At Adda, Mr. Pandya became famous for ghar ka khana, or home-style, cooking. Asked if Dhamaka's food has a similar catchall term, he said simply ''asalee'' -- Hindi for ''real.'' The food is reminiscent of the family meals cooked for the staff at Adda, previously served only to the likes of the chef René Redzepi and the rest of his visiting team from Noma, in Copenhagen. The Dhamaka crew looks to Southern cuisine and soul food as a good reference point in the United States.</w:t>
+        <w:t>With names like Money Now, First Cash, Super Cash and Cool Cash — according to police documents — the apps came and went on Google's app store in India, some reappearing with a slight change of identity. Most were built with off-the-shelf software that made their creation as easy as starting a blog, said Srikanth Lakshmanan, one of the coordinators of Cashless Consumers, a collective of technology volunteers who have been studying the apps.</w:t>
         <w:br/>
-        <w:t xml:space="preserve">  ''Dhamaka is a deep dive into the food that's not always considered fancy, but encapsulates the heritage and vibrancy of Indian cuisine's rich history,'' Mr. Mazumdar said.</w:t>
+        <w:t>With a few taps on a phone and a fresh selfie, a borrower could get the cash needed for a doctor's appointment, for restocking the kitchen or for paying a child's school fees.</w:t>
         <w:br/>
-        <w:t xml:space="preserve">  Mr. Pandya added: ''Indian chefs want to work with an Eric Ripert or a Gaggan Anand. We have never had a Joël Robuchon or a Thomas Keller. We were maybe ashamed of using original techniques that our forefathers have been using for years and years. It doesn't feel like progress. We think using alien ingredients is innovation. But it is not. I've done it. It's not good.''</w:t>
+        <w:t>Repayment could be due as quickly as a week. Lenders often added interest and fees amounting to as much as one-third of the loan even before they sent the money, so borrowers would already owe more than received. And to get money, borrowers had to hand over their personal information.</w:t>
         <w:br/>
-        <w:t xml:space="preserve">  In contrast to influential Indian chefs in the United States, like Maneet Chauhan and the late Floyd Cardoz -- and the now-widespread popularity of modernized Indian cuisine -- the Dhamaka team wants to bring Indian village food to the world, on their own terms. ''We are questioning the entire way the cuisine has been projected to people,'' Mr. Pandya said. ''Indians and foreigners alike.''</w:t>
+        <w:t>That was when the call centers went into action, according to the police and analysts. First they would badger borrowers into paying back the principal, interest and fees. Then they would call friends and family, sometimes falsely saying the borrower was wanted by the police. Some created WhatsApp groups, added members from the borrower's contact list, then bombarded the group with accusations. Some would steer desperate borrowers to other services that lent money, further ensnaring them.</w:t>
         <w:br/>
-        <w:t xml:space="preserve">  Gone are Adda's anchors of familiarity: no butter chicken, saag or samosas. Ditto the indignity of explanatory menu entries like ''naan bread'' or ''chai tea.'' In their place are dishes including goat neck biryani, stir-fried kidney and testicles, and a chicken kofta stuffed with an entire soft-cooked egg.</w:t>
+        <w:t>The police in Hyderabad took notice this past winter after the suicides and after people lodged harassment complaints. They were stymied until an informant came forward and, in return for a roughly $150 reward, shared the address and details of a call center where a close friend worked as a collection agent.</w:t>
         <w:br/>
-        <w:t xml:space="preserve">  Dhamaka is a corner anchor of Essex Market, the only restaurant in the food hall to have its own entrance. Dhamaka -- which means ''boom'' or ''explosion'' in Hindi -- pops with vibrant colors, from an elaborate good-versus-evil mural above the 12-seat horseshoe bar to the brightly striped banquette upholstery in the 42-person dining room, with its cavernous 22-foot ceiling. The interior will be limited to 25 percent capacity for now, by state order; there is outdoor seating for up to 40.</w:t>
+        <w:t>In an interview with The New York Times, the collection agent — a fast-talking 24-year-old who made about $130 a month — said each day he would receive electronic files on about 50 borrowers. The files included their personal details, copies of their government IDs and their contact lists.</w:t>
         <w:br/>
-        <w:t xml:space="preserve">  If a goal of Mr. Pandya's is to get non-Indian chefs to respect the cuisine as much as non-French chefs respect French food, Dhamaka's experiment is showing early success. The begun bhaja, so common in Bengali homes, was developed by Eric Valdez, Rahi's 28-year-old chef de cuisine, who is Filipino. And an Aperol-cantaloupe cocktail was developed by Yessenia Alvarez, Rahi's beverage director, who is Dominican.</w:t>
+        <w:t>Workers could make a weekly bonus of about $7 for if they pressured three-fourths of the borrowers to pay loans back, said the collection agent, who asked for anonymity for fear of reprisal from his former employer. The bonus doubled for a success rate of four-fifths or more. Clients often begged for time, the agent said, and some even said the constant harassment would lead to their deaths. The collection agent, eyes on the bonus, would continue anyway.</w:t>
         <w:br/>
-        <w:t xml:space="preserve">  ''They see positivity everywhere,'' said Mr. Valdez, of the multicultural staff. ''Not only in their own culture, but in outsiders like me who want to understand their culture because it helps me understand my own.''</w:t>
+        <w:t>So far, the investigations in Hyderabad have led to raids on call centers in at least four Indian cities, with each center employing between 100 and 600.</w:t>
         <w:br/>
-        <w:t xml:space="preserve">  Mr. Pandya applies the same cross-cultural outreach to his guests. To win over skeptics of his surprise-hit goat brains at Adda, Mr. Pandya played a little game with questioning customers.</w:t>
+        <w:t>Some of the companies have connections to China. So far, at least four Chinese nationals have been arrested, the police said. In reverse-engineering the most exploitative apps, activists like Mr. Lakshmanan found that a large number were hosted on Chinese cloud services and used Chinese software development kits and facial recognition tools.</w:t>
         <w:br/>
-        <w:t xml:space="preserve">  ''Do you like scrambled eggs?'' he'd ask first, innocently enough. Everyone said yes, because who would dare say no? Then Mr. Pandya would seal the deal with another question diners couldn't reject: ''Are you adventurous?''</w:t>
+        <w:t>The police have frozen bank accounts with about $40 million so far. But the trail often leads to shell companies, networks used for money laundering or cryptocurrencies, which are difficult for governments to track.</w:t>
         <w:br/>
-        <w:t xml:space="preserve">  Dhamaka, 119 Delancey Street, 212-204-8616.</w:t>
+        <w:t>Still, the publicity in Hyderabad has powered a public backlash.</w:t>
         <w:br/>
-        <w:t xml:space="preserve">  Follow NYT Food on Twitter and NYT Cooking on Instagram, Facebook, YouTube and Pinterest. Get regular updates from NYT Cooking, with recipe suggestions, cooking tips and shopping advice.</w:t>
+        <w:t>Mr. Kumar, the cement salesman, is now part of one online advocacy group. About 60 victims have joined its WhatsApp channel, where they devise responses to harassing calls that continue, or provide support.</w:t>
         <w:br/>
+        <w:t>What saved Mr. Kumar on the morning last summer when he lay in bed and thought of ending his life was a final call to a friend. The friend recognized the urgency, rushed to the room and within hours helped collect the $400 Mr. Kumar had to pay that day to ease some of the harassment.</w:t>
         <w:br/>
-        <w:t>https://www.nytimes.com/2021/02/04/dining/chintan-pandya-dhamaka-adda.html</w:t>
+        <w:t>"If it wasn't for my friend, I was 90 percent sure that day I would commit suicide," Mr. Kumar said. "I still get calls. But now I tell them, 'Do whatever you can.' I am not worried now. I feel protected."</w:t>
         <w:br/>
+        <w:t>But for some families, neither the pain nor the harassment has gone away.</w:t>
         <w:br/>
-        <w:t>Graphic</w:t>
+        <w:t>G. Chandra-Mohan, a 38-year-old father of three who worked at a clothing warehouse, took out loans of about $1,000. After interest, fees and penalties, plus borrowing from other services to stay afloat, his balance was five times that. With a salary of $200 a month, and the $80 a month that his wife, Sarita, made from a part-time job at a laboratory, he couldn't pay it back.</w:t>
         <w:br/>
+        <w:t>Mr. Chandra-Mohan maxed out his credit cards and drew from dozens of loan apps, his family said. When he complained of the harassment to the police, they told him to switch off his phone for a few days and return if it continued, his father-in-law, M. Sailu, said. The police said that he might have called a cybercrime hotline but that they didn't have a record of him visiting a police station.</w:t>
         <w:br/>
-        <w:t xml:space="preserve"> </w:t>
+        <w:t>One morning, after Mr. Chandra-Mohan had driven his wife to her office on the back of his motorbike, he gave his three young daughters some change and sent them to their grandparents' house around the corner. Then, he hanged himself from a fan.</w:t>
         <w:br/>
-        <w:t>PHOTOS: Top left, Chintan Pandya at Dhamaka, the Manhattan follow-up to his acclaimed Queens restaurant, Adda. Top right, the dining room in Manhattan. Clockwise from bottom left: chicken pulao</w:t>
+        <w:t>"Even after his suicide," his wife said, "the phone keeps ringing."</w:t>
         <w:br/>
-        <w:t>a dish that features testicles will vary between the goat and lamb varieties, depending on availability</w:t>
+        <w:t>If you are having thoughts of suicide, call the National Suicide Prevention Lifeline in the United States at 1-800-273-8255 (TALK). In India, contact 91-9820466726 or to go the website of Aasra.info for more resources.</w:t>
         <w:br/>
-        <w:t>eggplant bites</w:t>
+        <w:t>Cao Li contributed reporting from Hong Kong.</w:t>
         <w:br/>
-        <w:t xml:space="preserve"> and Champaran meat. (PHOTOGRAPHS BY JENNY HUANG FOR THE NEW YORK TIMES)</w:t>
+        <w:t xml:space="preserve">Cao Li contributed reporting from Hong Kong. </w:t>
+        <w:br/>
+        <w:t>PHOTOS: Suicides and harassment complaints prompted the police in Hyderabad, India, to investigate lenders. One investigation in that city alone has mapped out about 14 million transactions across the country worth $3 billion over six months. (B1); The loan apps emerged at a desperate time when millions were thrown out of work. The police attribute five suicides in the city of Hyderabad to the lenders.; "It is becoming difficult for us to count the zeros," said Avinash Mohanty, the joint commissioner of police in Hyderabad, above. A list of online apps that a borrower in Hyderabad used, left, and one of the raided call centers, below. (PHOTOGRAPHS BY SAUMYA KHANDELWAL FOR THE NEW YORK TIMES) (B5)</w:t>
       </w:r>
     </w:p>
     <w:sectPr>

--- a/example_articles/countries/India/3.countries_India_New_York_Times.docx
+++ b/example_articles/countries/India/3.countries_India_New_York_Times.docx
@@ -7,7 +7,7 @@
         <w:pStyle w:val="Heading1"/>
       </w:pPr>
       <w:r>
-        <w:t>Using Shame, Lending Apps in India Squeeze Billions Out of the Desperate</w:t>
+        <w:t>India's Robust Economy Isn't Churning Out Jobs</w:t>
       </w:r>
     </w:p>
     <w:p>
@@ -17,17 +17,17 @@
     </w:p>
     <w:p>
       <w:r>
-        <w:t>Date: 2021-03-26</w:t>
+        <w:t>Date: 2022-06-13</w:t>
       </w:r>
     </w:p>
     <w:p>
       <w:r>
-        <w:t>Section: BUSINESS</w:t>
+        <w:t>Section: Section B; Column 0; Business/Financial Desk; Pg. 1</w:t>
       </w:r>
     </w:p>
     <w:p>
       <w:r>
-        <w:t>Source file: NYT/12.DOCX</w:t>
+        <w:t>Source file: NYT/6.DOCX</w:t>
       </w:r>
     </w:p>
     <w:p>
@@ -49,79 +49,82 @@
     </w:p>
     <w:p>
       <w:r>
-        <w:t>With techniques honed in China, a new breed of company offers expensive loans to people devastated by the pandemic. If they can't repay, family and friends hear all about it.</w:t>
+        <w:t>The disconnect is a result of India's uneven growth, powered and enjoyed by the country's upper strata.</w:t>
         <w:br/>
-        <w:t>HYDERABAD, India — The harassing calls began soon after sunrise. Kiran Kumar remained in bed and, for hours, thought about how he was going to end his hostage of a life.</w:t>
+        <w:t xml:space="preserve">NEW DELHI -- On paper, India's economy has had a banner year. Exports are at record highs. Profits of publicly traded companies have doubled. A vibrant middle class, built over the past few decades, is now shelling out so much on movie tickets, cars, real estate and vacations that economists call it post-pandemic ''revenge spending.'' </w:t>
         <w:br/>
-        <w:t>The cement salesman had initially borrowed about $40 from a lender through an online app to supplement his $200-a-month salary. But he couldn't pay the mounting fees and interest, so he borrowed from others. By that morning, Mr. Kumar owed roughly $4,000.</w:t>
+        <w:t xml:space="preserve">  Yet even as India is projected to have the fastest growth of any major economy this year, the rosy headline figures do not reflect reality for hundreds of millions of Indians. The growth is still not translating into enough jobs for the waves of educated young people who enter the labor force each year. A far larger number of Indians eke out a living in the informal sector, and they have been battered in recent months by high inflation, especially in food prices.</w:t>
         <w:br/>
-        <w:t>Even worse, the lenders had the phone numbers of those closest to him, and were threatening to make his problems public.</w:t>
+        <w:t xml:space="preserve">  The disconnect is a result of India's uneven growth, which is powered by the voracious consumption of the country's upper strata but whose benefits often do not extend beyond the urban middle class. The pandemic has magnified the divide, throwing tens of millions of Indians into extreme poverty while the number of Indian billionaires has surged, according to Oxfam.</w:t>
         <w:br/>
-        <w:t>"If I am labeled a fraud in front of everyone, my self-respect is gone, my honor is gone," Mr. Kumar, 28, said in an interview. "What is left?"</w:t>
+        <w:t xml:space="preserve">  The concentration of wealth is in part a product of the growth-at-all-costs ambitions of Prime Minister Narendra Modi, who promised when he was re-elected in 2019 to double the size of India's economy by 2024, lifting the country into the $5 trillion-or-more club alongside the United States, China and Japan.</w:t>
         <w:br/>
-        <w:t>The authorities in India are increasingly worried that many more victims like Mr. Kumar may be out there. They believe a new breed of lender, its technique sharpened in China, has been preying on working-class and rural people who have been devastated by the impact of the coronavirus on the Indian economy.</w:t>
+        <w:t xml:space="preserve">  The government reported late last month that the economy had expanded 8.7 percent in the last year, to $3.3 trillion. But with domestic investment lackluster, and government hiring slowing, India has turned to subsidized fuel, food and housing for the poorest to address the widespread joblessness. Free grains now reach two-thirds of the country's more than 1.3 billion people.</w:t>
         <w:br/>
-        <w:t>These lenders don't require credit scores or visits to a bank. But they charge high costs over a brief period. They also require access to a borrower's phone, siphoning up contacts, photos, text messages, even battery percentage.</w:t>
+        <w:t xml:space="preserve">  Those handouts, by some calculations, have pushed inequality in India to its lowest level in decades. Still, critics of the Indian government say that subsidies cannot be used forever to paper over inadequate job creation. This is especially true as tens of millions of Indians -- new college graduates, farmers looking to leave the fields and women taking on work -- are expected to seek to flood the nonfarm work force in the coming years.</w:t>
         <w:br/>
-        <w:t>Then they bombard borrowers and their social circles with pleas, threats and sometimes fake legal documents threatening dire consequences for nonpayment. In conservative, tightly knit communities, such loss of honor can be devastating.</w:t>
+        <w:t xml:space="preserve">  ''There is a historical disconnect in the Indian growth story, where growth essentially happens without a corresponding increase in employment,'' said Mahesh Vyas, the chief executive of the Center for Monitoring Indian Economy, a data research firm.</w:t>
         <w:br/>
-        <w:t>One police investigation alone in the city of Hyderabad has mapped out about 14 million transactions across the country worth $3 billion over about six months. India's central bank as well as national authorities are now investigating.</w:t>
+        <w:t xml:space="preserve">  Among the job seekers despairing over the lack of opportunities is Sweety Sinha, who lives in Haryana, a northern state where unemployment was a staggering 34.5 percent in April.</w:t>
         <w:br/>
-        <w:t>"It is becoming difficult for us to count the zeros," said Avinash Mohanty, the joint commissioner of police in Hyderabad. The police attribute five suicides in the city to the lenders.</w:t>
+        <w:t xml:space="preserve">  As a child, Ms. Sinha liked to pretend to be a teacher, standing in front of her village classroom with fake eyeglasses and a wooden baton, to fellow students' great amusement.</w:t>
         <w:br/>
-        <w:t>About 100 loan apps have been removed from the Google platform, according to the Indian government. A Google spokesperson said it reviewed hundreds of loan apps and removed those that violated its terms.</w:t>
+        <w:t xml:space="preserve">  Her ambition came true years later when she got a job teaching math at a private school. But the coronavirus upended her dreams, as the Indian economy contracted 7.3 percent in the 2020-21 fiscal year. Within months of starting, she and several other teachers were laid off because so many students had dropped out.</w:t>
         <w:br/>
-        <w:t>The investigations are raising alarms in India over the vulnerability of a population of 1.3 billion who are still getting accustomed to digital payments. Online transactions in India will reach more than $3 trillion by 2025, according to PwC, the consulting firm. Further fraud findings could spur the government, which has already limited the personal data that online companies can use, to take a tighter grip on the industry.</w:t>
+        <w:t xml:space="preserve">  Ms. Sinha, 30, is again in the market for a job. In November, she joined thousands of applicants vying for much-coveted work in the government. She has also traveled across Haryana seeking jobs, but turned them down because of the meager pay -- less than $400 a month.</w:t>
         <w:br/>
-        <w:t>The apps also speak to the global nature of online fraud. Many of the companies use techniques that flourished in China two years ago before the authorities there shut them down, and that have since reappeared elsewhere.</w:t>
+        <w:t xml:space="preserve">  ''Sometimes, during nights, I really get scared: What if I am not able to get anything?'' she said. ''All of my friends are suffering because of unemployment.''</w:t>
         <w:br/>
-        <w:t>The loan apps emerged at a desperate time. The government enacted a tough, two-month lockdown a year ago to contain the virus, plunging India into a deep recession. Millions were thrown out of work. Traditional forms of lending, like banks and microlenders, were temporarily closed.</w:t>
+        <w:t xml:space="preserve">  But for Indian politicians, a high unemployment rate ''is not a showstopper,'' said Mr. Vyas, the economist, adding that they were far more concerned with inflation, which affects all voters.</w:t>
         <w:br/>
-        <w:t>With names like Money Now, First Cash, Super Cash and Cool Cash — according to police documents — the apps came and went on Google's app store in India, some reappearing with a slight change of identity. Most were built with off-the-shelf software that made their creation as easy as starting a blog, said Srikanth Lakshmanan, one of the coordinators of Cashless Consumers, a collective of technology volunteers who have been studying the apps.</w:t>
+        <w:t xml:space="preserve">  India's reserve bank and finance ministry have tried to tackle inflation, which is battering many countries because of pandemic-related supply chain problems and the war in Ukraine, by restricting exports of wheat and sugar, raising interest rates and cutting taxes on fuel.</w:t>
         <w:br/>
-        <w:t>With a few taps on a phone and a fresh selfie, a borrower could get the cash needed for a doctor's appointment, for restocking the kitchen or for paying a child's school fees.</w:t>
+        <w:t xml:space="preserve">  The bank, after raising borrowing rates in May for the first time in two years, increased them again on Wednesday, to 4.9 percent. As it did so, it forecast that inflation would reach 6.7 percent over the next three quarters.</w:t>
         <w:br/>
-        <w:t>Repayment could be due as quickly as a week. Lenders often added interest and fees amounting to as much as one-third of the loan even before they sent the money, so borrowers would already owe more than received. And to get money, borrowers had to hand over their personal information.</w:t>
+        <w:t xml:space="preserve">  Reserve bank officials have also employed an array of fiscal and monetary tactics to continue supporting growth, which cooled in the first quarter of 2022, falling to 4.1 percent. Household consumption, a major driver of India's economy, has dropped in the last few months.</w:t>
         <w:br/>
-        <w:t>That was when the call centers went into action, according to the police and analysts. First they would badger borrowers into paying back the principal, interest and fees. Then they would call friends and family, sometimes falsely saying the borrower was wanted by the police. Some created WhatsApp groups, added members from the borrower's contact list, then bombarded the group with accusations. Some would steer desperate borrowers to other services that lent money, further ensnaring them.</w:t>
+        <w:t xml:space="preserve">  ''We are committed to containing inflation,'' said the bank's governor, Shaktikanta Das. ''At the same time, we have to keep in mind the requirements of growth. It can't be a situation where the operation is successful and the patient is dead.''</w:t>
         <w:br/>
-        <w:t>The police in Hyderabad took notice this past winter after the suicides and after people lodged harassment complaints. They were stymied until an informant came forward and, in return for a roughly $150 reward, shared the address and details of a call center where a close friend worked as a collection agent.</w:t>
+        <w:t xml:space="preserve">  While the Bank of England and the Federal Reserve in the United States have said their countries need to accept lower growth rates because of high commodity prices, India's reserve bank is not in that camp, said Priyanka Kishore, an analyst at Oxford Economics. ''Growth matters a lot for India,'' she said. ''There's a political agenda.''</w:t>
         <w:br/>
-        <w:t>In an interview with The New York Times, the collection agent — a fast-talking 24-year-old who made about $130 a month — said each day he would receive electronic files on about 50 borrowers. The files included their personal details, copies of their government IDs and their contact lists.</w:t>
+        <w:t xml:space="preserve">  The ban on food exports is a sharp turnabout for Mr. Modi. In response to Russia's blockade on Ukrainian ports, which has led to a global shortage of grains, he had said in April that Indian farmers could help feed the world. Instead, with the global wheat shortfalls driving up prices, the Indian government imposed an export ban to keep domestic prices low.</w:t>
         <w:br/>
-        <w:t>Workers could make a weekly bonus of about $7 for if they pressured three-fourths of the borrowers to pay loans back, said the collection agent, who asked for anonymity for fear of reprisal from his former employer. The bonus doubled for a success rate of four-fifths or more. Clients often begged for time, the agent said, and some even said the constant harassment would lead to their deaths. The collection agent, eyes on the bonus, would continue anyway.</w:t>
+        <w:t xml:space="preserve">  Temporary interventions like these are easier than addressing the fundamental problem of large-scale unemployment.</w:t>
         <w:br/>
-        <w:t>So far, the investigations in Hyderabad have led to raids on call centers in at least four Indian cities, with each center employing between 100 and 600.</w:t>
+        <w:t xml:space="preserve">  ''You have wheat in your godowns and you can ship it out to households and get instant gratification,'' Mr. Vyas said, referring to storage facilities, ''whereas trying certain policies for employment is far more protracted and intangible.''</w:t>
         <w:br/>
-        <w:t>Some of the companies have connections to China. So far, at least four Chinese nationals have been arrested, the police said. In reverse-engineering the most exploitative apps, activists like Mr. Lakshmanan found that a large number were hosted on Chinese cloud services and used Chinese software development kits and facial recognition tools.</w:t>
+        <w:t xml:space="preserve">  Those policies, analysts say, could include greater efforts to build up India's underdeveloped manufacturing sector. They also say that India should ease regulations that often make it difficult to do business, as well as reducing tariffs so manufacturers have an easier time securing components not made in India.</w:t>
         <w:br/>
-        <w:t>The police have frozen bank accounts with about $40 million so far. But the trail often leads to shell companies, networks used for money laundering or cryptocurrencies, which are difficult for governments to track.</w:t>
+        <w:t xml:space="preserve">  Exports have been a source of strength for the Indian economy, and the rupee has depreciated by about 4 percent against the U.S. dollar since the beginning of the year, which would normally boost exports.</w:t>
         <w:br/>
-        <w:t>Still, the publicity in Hyderabad has powered a public backlash.</w:t>
+        <w:t xml:space="preserve">  But inflation in the United States and war in Europe have started to affect sales for Indian-made clothes, said Raja M. Shanmugam, the president of a trade association in Tiruppur, a textile hub in the state of Tamil Nadu.</w:t>
         <w:br/>
-        <w:t>Mr. Kumar, the cement salesman, is now part of one online advocacy group. About 60 victims have joined its WhatsApp channel, where they devise responses to harassing calls that continue, or provide support.</w:t>
+        <w:t xml:space="preserve">  ''All the input cost is increasing. Even earlier this industry worked on wafer-thin margins, but now we are working on loss,'' he said. ''So a situation which is normally a happy situation for the exporters is not so anymore.''</w:t>
         <w:br/>
-        <w:t>What saved Mr. Kumar on the morning last summer when he lay in bed and thought of ending his life was a final call to a friend. The friend recognized the urgency, rushed to the room and within hours helped collect the $400 Mr. Kumar had to pay that day to ease some of the harassment.</w:t>
+        <w:t xml:space="preserve">  The struggles of working-class Indians, and the millions of unemployed, may eventually cause a drag on growth, economists say.</w:t>
         <w:br/>
-        <w:t>"If it wasn't for my friend, I was 90 percent sure that day I would commit suicide," Mr. Kumar said. "I still get calls. But now I tell them, 'Do whatever you can.' I am not worried now. I feel protected."</w:t>
+        <w:t xml:space="preserve">  Zia Ullah, who drives an auto-rickshaw in Tumakuru, an industrial city in the southern Indian state of Karnataka, said his income was still only about a quarter of what it was before the pandemic.</w:t>
         <w:br/>
-        <w:t>But for some families, neither the pain nor the harassment has gone away.</w:t>
+        <w:t xml:space="preserve">  The $20 he used to earn daily was enough to cover household expenses for his family of five, and school fees for his three children.</w:t>
         <w:br/>
-        <w:t>G. Chandra-Mohan, a 38-year-old father of three who worked at a clothing warehouse, took out loans of about $1,000. After interest, fees and penalties, plus borrowing from other services to stay afloat, his balance was five times that. With a salary of $200 a month, and the $80 a month that his wife, Sarita, made from a part-time job at a laboratory, he couldn't pay it back.</w:t>
+        <w:t xml:space="preserve">  ''Customers are preferring to walk,'' he said. ''No one seems to have money these days to take an auto.''</w:t>
         <w:br/>
-        <w:t>Mr. Chandra-Mohan maxed out his credit cards and drew from dozens of loan apps, his family said. When he complained of the harassment to the police, they told him to switch off his phone for a few days and return if it continued, his father-in-law, M. Sailu, said. The police said that he might have called a cybercrime hotline but that they didn't have a record of him visiting a police station.</w:t>
+        <w:t xml:space="preserve">  Mr. Ullah, 55, said the cost of food had climbed so much that he had to cut down on meals and take two of his children out of school.</w:t>
         <w:br/>
-        <w:t>One morning, after Mr. Chandra-Mohan had driven his wife to her office on the back of his motorbike, he gave his three young daughters some change and sent them to their grandparents' house around the corner. Then, he hanged himself from a fan.</w:t>
+        <w:t xml:space="preserve">  ''Only one, the elder daughter, goes to school now,'' Mr. Ullah said. ''The rest look around for work in the area.''</w:t>
         <w:br/>
-        <w:t>"Even after his suicide," his wife said, "the phone keeps ringing."</w:t>
+        <w:t xml:space="preserve">  Hari Kumar contributed reporting.</w:t>
         <w:br/>
-        <w:t>If you are having thoughts of suicide, call the National Suicide Prevention Lifeline in the United States at 1-800-273-8255 (TALK). In India, contact 91-9820466726 or to go the website of Aasra.info for more resources.</w:t>
         <w:br/>
-        <w:t>Cao Li contributed reporting from Hong Kong.</w:t>
+        <w:t>https://www.nytimes.com/2022/06/12/business/economy/india-economy-jobs.html</w:t>
         <w:br/>
-        <w:t xml:space="preserve">Cao Li contributed reporting from Hong Kong. </w:t>
         <w:br/>
-        <w:t>PHOTOS: Suicides and harassment complaints prompted the police in Hyderabad, India, to investigate lenders. One investigation in that city alone has mapped out about 14 million transactions across the country worth $3 billion over six months. (B1); The loan apps emerged at a desperate time when millions were thrown out of work. The police attribute five suicides in the city of Hyderabad to the lenders.; "It is becoming difficult for us to count the zeros," said Avinash Mohanty, the joint commissioner of police in Hyderabad, above. A list of online apps that a borrower in Hyderabad used, left, and one of the raided call centers, below. (PHOTOGRAPHS BY SAUMYA KHANDELWAL FOR THE NEW YORK TIMES) (B5)</w:t>
+        <w:t>Graphic</w:t>
+        <w:br/>
+        <w:br/>
+        <w:t xml:space="preserve"> </w:t>
+        <w:br/>
+        <w:t>PHOTO: A job fair in Chennai in May. The struggles of working-class Indians, and the millions of jobless, may eventually cause a drag on growth, economists say. (PHOTOGRAPH BY IDREES MOHAMMED/EPA, VIA SHUTTERSTOCK) (B3)</w:t>
       </w:r>
     </w:p>
     <w:sectPr>
